--- a/诉讼文书模板/11-执行款收款账户模板.docx
+++ b/诉讼文书模板/11-执行款收款账户模板.docx
@@ -25,7 +25,7 @@
         <w:ind w:firstLineChars="0" w:firstLine="0"/>
         <w:jc w:val="left"/>
         <w:rPr>
-          <w:rFonts w:ascii="仿宋" w:eastAsia="仿宋" w:hAnsi="仿宋" w:cs="宋体"/>
+          <w:rFonts w:ascii="仿宋" w:eastAsia="仿宋" w:hAnsi="仿宋" w:cs="宋体" w:hint="eastAsia"/>
           <w:color w:val="000000" w:themeColor="text1"/>
           <w:sz w:val="28"/>
           <w:szCs w:val="28"/>
@@ -57,7 +57,7 @@
         <w:ind w:firstLineChars="0" w:firstLine="420"/>
         <w:jc w:val="left"/>
         <w:rPr>
-          <w:rFonts w:ascii="仿宋" w:eastAsia="仿宋" w:hAnsi="仿宋" w:cs="宋体"/>
+          <w:rFonts w:ascii="仿宋" w:eastAsia="仿宋" w:hAnsi="仿宋" w:cs="宋体" w:hint="eastAsia"/>
           <w:color w:val="000000" w:themeColor="text1"/>
           <w:sz w:val="28"/>
           <w:szCs w:val="28"/>
@@ -119,7 +119,7 @@
               <w:ind w:firstLineChars="0" w:firstLine="0"/>
               <w:jc w:val="left"/>
               <w:rPr>
-                <w:rFonts w:ascii="仿宋" w:eastAsia="仿宋" w:hAnsi="仿宋" w:cs="宋体"/>
+                <w:rFonts w:ascii="仿宋" w:eastAsia="仿宋" w:hAnsi="仿宋" w:cs="宋体" w:hint="eastAsia"/>
                 <w:color w:val="000000" w:themeColor="text1"/>
                 <w:sz w:val="28"/>
                 <w:szCs w:val="28"/>
@@ -150,10 +150,84 @@
           <w:p>
             <w:pPr>
               <w:spacing w:beforeLines="50" w:before="156" w:afterLines="50" w:after="156" w:line="360" w:lineRule="auto"/>
+              <w:ind w:firstLineChars="0" w:firstLine="0"/>
+              <w:jc w:val="left"/>
+              <w:rPr>
+                <w:rFonts w:ascii="仿宋" w:eastAsia="仿宋" w:hAnsi="仿宋" w:cs="宋体" w:hint="eastAsia"/>
+                <w:color w:val="000000" w:themeColor="text1"/>
+                <w:sz w:val="28"/>
+                <w:szCs w:val="28"/>
+              </w:rPr>
+            </w:pPr>
+            <w:r>
+              <w:rPr>
+                <w:rFonts w:ascii="仿宋" w:eastAsia="仿宋" w:hAnsi="仿宋" w:cs="宋体"/>
+                <w:color w:val="000000" w:themeColor="text1"/>
+                <w:sz w:val="28"/>
+                <w:szCs w:val="28"/>
+              </w:rPr>
+              <w:t>深圳前海微众银行股份有限公司业务暂收款-司法回款专户</w:t>
+            </w:r>
+          </w:p>
+        </w:tc>
+      </w:tr>
+      <w:tr>
+        <w:trPr>
+          <w:trHeight w:val="1248"/>
+          <w:tblCellSpacing w:w="0" w:type="dxa"/>
+        </w:trPr>
+        <w:tc>
+          <w:tcPr>
+            <w:tcW w:w="2063" w:type="dxa"/>
+            <w:tcMar>
+              <w:top w:w="0" w:type="dxa"/>
+              <w:left w:w="105" w:type="dxa"/>
+              <w:bottom w:w="0" w:type="dxa"/>
+              <w:right w:w="105" w:type="dxa"/>
+            </w:tcMar>
+            <w:vAlign w:val="center"/>
+          </w:tcPr>
+          <w:p>
+            <w:pPr>
+              <w:spacing w:beforeLines="50" w:before="156" w:afterLines="50" w:after="156" w:line="360" w:lineRule="auto"/>
+              <w:ind w:firstLineChars="0" w:firstLine="0"/>
+              <w:jc w:val="left"/>
+              <w:rPr>
+                <w:rFonts w:ascii="仿宋" w:eastAsia="仿宋" w:hAnsi="仿宋" w:cs="宋体" w:hint="eastAsia"/>
+                <w:color w:val="000000" w:themeColor="text1"/>
+                <w:sz w:val="28"/>
+                <w:szCs w:val="28"/>
+              </w:rPr>
+            </w:pPr>
+            <w:r>
+              <w:rPr>
+                <w:rFonts w:ascii="仿宋" w:eastAsia="仿宋" w:hAnsi="仿宋" w:cs="宋体"/>
+                <w:color w:val="000000" w:themeColor="text1"/>
+                <w:sz w:val="28"/>
+                <w:szCs w:val="28"/>
+              </w:rPr>
+              <w:t>开户行</w:t>
+            </w:r>
+          </w:p>
+        </w:tc>
+        <w:tc>
+          <w:tcPr>
+            <w:tcW w:w="6037" w:type="dxa"/>
+            <w:tcMar>
+              <w:top w:w="0" w:type="dxa"/>
+              <w:left w:w="105" w:type="dxa"/>
+              <w:bottom w:w="0" w:type="dxa"/>
+              <w:right w:w="105" w:type="dxa"/>
+            </w:tcMar>
+            <w:vAlign w:val="center"/>
+          </w:tcPr>
+          <w:p>
+            <w:pPr>
+              <w:spacing w:beforeLines="50" w:before="156" w:afterLines="50" w:after="156" w:line="360" w:lineRule="auto"/>
               <w:ind w:firstLine="560"/>
               <w:jc w:val="left"/>
               <w:rPr>
-                <w:rFonts w:ascii="仿宋" w:eastAsia="仿宋" w:hAnsi="仿宋" w:cs="宋体"/>
+                <w:rFonts w:ascii="仿宋" w:eastAsia="仿宋" w:hAnsi="仿宋" w:cs="宋体" w:hint="eastAsia"/>
                 <w:color w:val="000000" w:themeColor="text1"/>
                 <w:sz w:val="28"/>
                 <w:szCs w:val="28"/>
@@ -193,7 +267,7 @@
               <w:ind w:firstLineChars="0" w:firstLine="0"/>
               <w:jc w:val="left"/>
               <w:rPr>
-                <w:rFonts w:ascii="仿宋" w:eastAsia="仿宋" w:hAnsi="仿宋" w:cs="宋体"/>
+                <w:rFonts w:ascii="仿宋" w:eastAsia="仿宋" w:hAnsi="仿宋" w:cs="宋体" w:hint="eastAsia"/>
                 <w:color w:val="000000" w:themeColor="text1"/>
                 <w:sz w:val="28"/>
                 <w:szCs w:val="28"/>
@@ -206,7 +280,7 @@
                 <w:sz w:val="28"/>
                 <w:szCs w:val="28"/>
               </w:rPr>
-              <w:t>开户行</w:t>
+              <w:t>账号</w:t>
             </w:r>
           </w:p>
         </w:tc>
@@ -227,7 +301,7 @@
               <w:ind w:firstLine="560"/>
               <w:jc w:val="left"/>
               <w:rPr>
-                <w:rFonts w:ascii="仿宋" w:eastAsia="仿宋" w:hAnsi="仿宋" w:cs="宋体"/>
+                <w:rFonts w:ascii="仿宋" w:eastAsia="仿宋" w:hAnsi="仿宋" w:cs="宋体" w:hint="eastAsia"/>
                 <w:color w:val="000000" w:themeColor="text1"/>
                 <w:sz w:val="28"/>
                 <w:szCs w:val="28"/>
@@ -240,7 +314,7 @@
                 <w:sz w:val="28"/>
                 <w:szCs w:val="28"/>
               </w:rPr>
-              <w:t>招商银行深圳前海分行</w:t>
+              <w:t>10110101206103010000010</w:t>
             </w:r>
           </w:p>
         </w:tc>
@@ -267,155 +341,7 @@
               <w:ind w:firstLineChars="0" w:firstLine="0"/>
               <w:jc w:val="left"/>
               <w:rPr>
-                <w:rFonts w:ascii="仿宋" w:eastAsia="仿宋" w:hAnsi="仿宋" w:cs="宋体"/>
-                <w:color w:val="000000" w:themeColor="text1"/>
-                <w:sz w:val="28"/>
-                <w:szCs w:val="28"/>
-              </w:rPr>
-            </w:pPr>
-            <w:r>
-              <w:rPr>
-                <w:rFonts w:ascii="仿宋" w:eastAsia="仿宋" w:hAnsi="仿宋" w:cs="宋体"/>
-                <w:color w:val="000000" w:themeColor="text1"/>
-                <w:sz w:val="28"/>
-                <w:szCs w:val="28"/>
-              </w:rPr>
-              <w:t>开户账号</w:t>
-            </w:r>
-          </w:p>
-        </w:tc>
-        <w:tc>
-          <w:tcPr>
-            <w:tcW w:w="6037" w:type="dxa"/>
-            <w:tcMar>
-              <w:top w:w="0" w:type="dxa"/>
-              <w:left w:w="105" w:type="dxa"/>
-              <w:bottom w:w="0" w:type="dxa"/>
-              <w:right w:w="105" w:type="dxa"/>
-            </w:tcMar>
-            <w:vAlign w:val="center"/>
-          </w:tcPr>
-          <w:p>
-            <w:pPr>
-              <w:spacing w:beforeLines="50" w:before="156" w:afterLines="50" w:after="156" w:line="360" w:lineRule="auto"/>
-              <w:ind w:firstLine="560"/>
-              <w:jc w:val="left"/>
-              <w:rPr>
-                <w:rFonts w:ascii="仿宋" w:eastAsia="仿宋" w:hAnsi="仿宋" w:cs="宋体"/>
-                <w:color w:val="000000" w:themeColor="text1"/>
-                <w:sz w:val="28"/>
-                <w:szCs w:val="28"/>
-              </w:rPr>
-            </w:pPr>
-            <w:r>
-              <w:rPr>
-                <w:rFonts w:ascii="仿宋" w:eastAsia="仿宋" w:hAnsi="仿宋" w:cs="宋体"/>
-                <w:color w:val="000000" w:themeColor="text1"/>
-                <w:sz w:val="28"/>
-                <w:szCs w:val="28"/>
-              </w:rPr>
-              <w:t>755924276310998</w:t>
-            </w:r>
-          </w:p>
-        </w:tc>
-      </w:tr>
-      <w:tr>
-        <w:trPr>
-          <w:trHeight w:val="1248"/>
-          <w:tblCellSpacing w:w="0" w:type="dxa"/>
-        </w:trPr>
-        <w:tc>
-          <w:tcPr>
-            <w:tcW w:w="2063" w:type="dxa"/>
-            <w:tcMar>
-              <w:top w:w="0" w:type="dxa"/>
-              <w:left w:w="105" w:type="dxa"/>
-              <w:bottom w:w="0" w:type="dxa"/>
-              <w:right w:w="105" w:type="dxa"/>
-            </w:tcMar>
-            <w:vAlign w:val="center"/>
-          </w:tcPr>
-          <w:p>
-            <w:pPr>
-              <w:spacing w:beforeLines="50" w:before="156" w:afterLines="50" w:after="156" w:line="360" w:lineRule="auto"/>
-              <w:ind w:firstLineChars="0" w:firstLine="0"/>
-              <w:jc w:val="left"/>
-              <w:rPr>
-                <w:rFonts w:ascii="仿宋" w:eastAsia="仿宋" w:hAnsi="仿宋" w:cs="宋体"/>
-                <w:color w:val="000000" w:themeColor="text1"/>
-                <w:sz w:val="28"/>
-                <w:szCs w:val="28"/>
-              </w:rPr>
-            </w:pPr>
-            <w:r>
-              <w:rPr>
-                <w:rFonts w:ascii="仿宋" w:eastAsia="仿宋" w:hAnsi="仿宋" w:cs="宋体"/>
-                <w:color w:val="000000" w:themeColor="text1"/>
-                <w:sz w:val="28"/>
-                <w:szCs w:val="28"/>
-              </w:rPr>
-              <w:t>联行号</w:t>
-            </w:r>
-          </w:p>
-        </w:tc>
-        <w:tc>
-          <w:tcPr>
-            <w:tcW w:w="6037" w:type="dxa"/>
-            <w:tcMar>
-              <w:top w:w="0" w:type="dxa"/>
-              <w:left w:w="105" w:type="dxa"/>
-              <w:bottom w:w="0" w:type="dxa"/>
-              <w:right w:w="105" w:type="dxa"/>
-            </w:tcMar>
-            <w:vAlign w:val="center"/>
-          </w:tcPr>
-          <w:p>
-            <w:pPr>
-              <w:spacing w:beforeLines="50" w:before="156" w:afterLines="50" w:after="156" w:line="360" w:lineRule="auto"/>
-              <w:ind w:firstLine="560"/>
-              <w:jc w:val="left"/>
-              <w:rPr>
-                <w:rFonts w:ascii="仿宋" w:eastAsia="仿宋" w:hAnsi="仿宋" w:cs="宋体"/>
-                <w:color w:val="000000" w:themeColor="text1"/>
-                <w:sz w:val="28"/>
-                <w:szCs w:val="28"/>
-              </w:rPr>
-            </w:pPr>
-            <w:r>
-              <w:rPr>
-                <w:rFonts w:ascii="仿宋" w:eastAsia="仿宋" w:hAnsi="仿宋" w:cs="宋体"/>
-                <w:color w:val="000000" w:themeColor="text1"/>
-                <w:sz w:val="28"/>
-                <w:szCs w:val="28"/>
-              </w:rPr>
-              <w:t>308584001768</w:t>
-            </w:r>
-          </w:p>
-        </w:tc>
-      </w:tr>
-      <w:tr>
-        <w:trPr>
-          <w:trHeight w:val="1248"/>
-          <w:tblCellSpacing w:w="0" w:type="dxa"/>
-        </w:trPr>
-        <w:tc>
-          <w:tcPr>
-            <w:tcW w:w="2063" w:type="dxa"/>
-            <w:tcMar>
-              <w:top w:w="0" w:type="dxa"/>
-              <w:left w:w="105" w:type="dxa"/>
-              <w:bottom w:w="0" w:type="dxa"/>
-              <w:right w:w="105" w:type="dxa"/>
-            </w:tcMar>
-            <w:vAlign w:val="center"/>
-          </w:tcPr>
-          <w:p>
-            <w:pPr>
-              <w:spacing w:beforeLines="50" w:before="156" w:afterLines="50" w:after="156" w:line="360" w:lineRule="auto"/>
-              <w:ind w:firstLineChars="0" w:firstLine="0"/>
-              <w:jc w:val="left"/>
-              <w:rPr>
-                <w:rFonts w:ascii="仿宋" w:eastAsia="仿宋" w:hAnsi="仿宋" w:cs="宋体"/>
+                <w:rFonts w:ascii="仿宋" w:eastAsia="仿宋" w:hAnsi="仿宋" w:cs="宋体" w:hint="eastAsia"/>
                 <w:color w:val="000000" w:themeColor="text1"/>
                 <w:sz w:val="28"/>
                 <w:szCs w:val="28"/>
@@ -449,7 +375,7 @@
               <w:ind w:firstLine="560"/>
               <w:jc w:val="left"/>
               <w:rPr>
-                <w:rFonts w:ascii="仿宋" w:eastAsia="仿宋" w:hAnsi="仿宋" w:cs="宋体"/>
+                <w:rFonts w:ascii="仿宋" w:eastAsia="仿宋" w:hAnsi="仿宋" w:cs="宋体" w:hint="eastAsia"/>
                 <w:color w:val="000000" w:themeColor="text1"/>
                 <w:sz w:val="28"/>
                 <w:szCs w:val="28"/>
@@ -475,7 +401,7 @@
         <w:ind w:firstLineChars="750" w:firstLine="2100"/>
         <w:jc w:val="left"/>
         <w:rPr>
-          <w:rFonts w:ascii="仿宋" w:eastAsia="仿宋" w:hAnsi="仿宋" w:cs="宋体"/>
+          <w:rFonts w:ascii="仿宋" w:eastAsia="仿宋" w:hAnsi="仿宋" w:cs="宋体" w:hint="eastAsia"/>
           <w:color w:val="000000" w:themeColor="text1"/>
           <w:sz w:val="28"/>
           <w:szCs w:val="28"/>
@@ -522,7 +448,7 @@
         <w:ind w:leftChars="1330" w:left="2793" w:firstLineChars="0" w:firstLine="0"/>
         <w:jc w:val="right"/>
         <w:rPr>
-          <w:rFonts w:ascii="仿宋" w:eastAsia="仿宋" w:hAnsi="仿宋" w:cs="宋体"/>
+          <w:rFonts w:ascii="仿宋" w:eastAsia="仿宋" w:hAnsi="仿宋" w:cs="宋体" w:hint="eastAsia"/>
           <w:color w:val="000000" w:themeColor="text1"/>
           <w:sz w:val="28"/>
           <w:szCs w:val="28"/>
